--- a/Phase2/report2.docx
+++ b/Phase2/report2.docx
@@ -5,14 +5,18 @@
     <w:p>
       <w:pPr>
         <w:spacing w:before="100" w:beforeAutospacing="1" w:after="100" w:afterAutospacing="1" w:line="240" w:lineRule="auto"/>
+        <w:jc w:val="center"/>
         <w:outlineLvl w:val="0"/>
         <w:rPr>
           <w:rFonts w:ascii="Times New Roman" w:eastAsia="Times New Roman" w:hAnsi="Times New Roman" w:cs="Times New Roman"/>
           <w:b/>
           <w:bCs/>
+          <w:i/>
+          <w:iCs/>
+          <w:color w:val="002060"/>
           <w:kern w:val="36"/>
-          <w:sz w:val="48"/>
-          <w:szCs w:val="48"/>
+          <w:sz w:val="72"/>
+          <w:szCs w:val="72"/>
         </w:rPr>
       </w:pPr>
       <w:r>
@@ -20,9 +24,12 @@
           <w:rFonts w:ascii="Times New Roman" w:eastAsia="Times New Roman" w:hAnsi="Times New Roman" w:cs="Times New Roman"/>
           <w:b/>
           <w:bCs/>
+          <w:i/>
+          <w:iCs/>
+          <w:color w:val="002060"/>
           <w:kern w:val="36"/>
-          <w:sz w:val="48"/>
-          <w:szCs w:val="48"/>
+          <w:sz w:val="72"/>
+          <w:szCs w:val="72"/>
         </w:rPr>
         <w:t>Phase 2 Report</w:t>
       </w:r>
@@ -30,13 +37,16 @@
     <w:p>
       <w:pPr>
         <w:spacing w:before="100" w:beforeAutospacing="1" w:after="100" w:afterAutospacing="1" w:line="240" w:lineRule="auto"/>
-        <w:outlineLvl w:val="1"/>
+        <w:outlineLvl w:val="0"/>
         <w:rPr>
           <w:rFonts w:ascii="Times New Roman" w:eastAsia="Times New Roman" w:hAnsi="Times New Roman" w:cs="Times New Roman"/>
           <w:b/>
           <w:bCs/>
-          <w:sz w:val="36"/>
-          <w:szCs w:val="36"/>
+          <w:i/>
+          <w:iCs/>
+          <w:color w:val="7030A0"/>
+          <w:sz w:val="44"/>
+          <w:szCs w:val="44"/>
         </w:rPr>
       </w:pPr>
       <w:r>
@@ -44,8 +54,11 @@
           <w:rFonts w:ascii="Times New Roman" w:eastAsia="Times New Roman" w:hAnsi="Times New Roman" w:cs="Times New Roman"/>
           <w:b/>
           <w:bCs/>
-          <w:sz w:val="36"/>
-          <w:szCs w:val="36"/>
+          <w:i/>
+          <w:iCs/>
+          <w:color w:val="7030A0"/>
+          <w:sz w:val="44"/>
+          <w:szCs w:val="44"/>
         </w:rPr>
         <w:t>1. Baseline Evaluation Results</w:t>
       </w:r>
@@ -127,15 +140,7 @@
           <w:sz w:val="24"/>
           <w:szCs w:val="24"/>
         </w:rPr>
-        <w:t xml:space="preserve"> = 42</w:t>
-      </w:r>
-      <w:r>
-        <w:rPr>
-          <w:rFonts w:ascii="Times New Roman" w:eastAsia="Times New Roman" w:hAnsi="Times New Roman" w:cs="Times New Roman"/>
-          <w:sz w:val="24"/>
-          <w:szCs w:val="24"/>
-        </w:rPr>
-        <w:t>) was used to ensure that the experimental results are reproducible.</w:t>
+        <w:t xml:space="preserve"> = 42) was used to ensure that the experimental results are reproducible.</w:t>
       </w:r>
       <w:r>
         <w:rPr>
@@ -936,9 +941,11 @@
           <w:rFonts w:ascii="Times New Roman" w:eastAsia="Times New Roman" w:hAnsi="Times New Roman" w:cs="Times New Roman"/>
           <w:b/>
           <w:bCs/>
-          <w:kern w:val="36"/>
-          <w:sz w:val="48"/>
-          <w:szCs w:val="48"/>
+          <w:i/>
+          <w:iCs/>
+          <w:color w:val="7030A0"/>
+          <w:sz w:val="44"/>
+          <w:szCs w:val="44"/>
         </w:rPr>
       </w:pPr>
       <w:r>
@@ -946,9 +953,11 @@
           <w:rFonts w:ascii="Times New Roman" w:eastAsia="Times New Roman" w:hAnsi="Times New Roman" w:cs="Times New Roman"/>
           <w:b/>
           <w:bCs/>
-          <w:kern w:val="36"/>
-          <w:sz w:val="48"/>
-          <w:szCs w:val="48"/>
+          <w:i/>
+          <w:iCs/>
+          <w:color w:val="7030A0"/>
+          <w:sz w:val="44"/>
+          <w:szCs w:val="44"/>
         </w:rPr>
         <w:t>2. Evaluation Results</w:t>
       </w:r>
@@ -1845,9 +1854,11 @@
           <w:rFonts w:ascii="Times New Roman" w:eastAsia="Times New Roman" w:hAnsi="Times New Roman" w:cs="Times New Roman"/>
           <w:b/>
           <w:bCs/>
-          <w:kern w:val="36"/>
-          <w:sz w:val="48"/>
-          <w:szCs w:val="48"/>
+          <w:i/>
+          <w:iCs/>
+          <w:color w:val="7030A0"/>
+          <w:sz w:val="44"/>
+          <w:szCs w:val="44"/>
         </w:rPr>
       </w:pPr>
       <w:r>
@@ -1855,9 +1866,11 @@
           <w:rFonts w:ascii="Times New Roman" w:eastAsia="Times New Roman" w:hAnsi="Times New Roman" w:cs="Times New Roman"/>
           <w:b/>
           <w:bCs/>
-          <w:kern w:val="36"/>
-          <w:sz w:val="48"/>
-          <w:szCs w:val="48"/>
+          <w:i/>
+          <w:iCs/>
+          <w:color w:val="7030A0"/>
+          <w:sz w:val="44"/>
+          <w:szCs w:val="44"/>
         </w:rPr>
         <w:t>3. Interpretation of the Evaluation Metrics</w:t>
       </w:r>
@@ -2083,9 +2096,11 @@
           <w:rFonts w:ascii="Times New Roman" w:eastAsia="Times New Roman" w:hAnsi="Times New Roman" w:cs="Times New Roman"/>
           <w:b/>
           <w:bCs/>
-          <w:kern w:val="36"/>
-          <w:sz w:val="48"/>
-          <w:szCs w:val="48"/>
+          <w:i/>
+          <w:iCs/>
+          <w:color w:val="7030A0"/>
+          <w:sz w:val="44"/>
+          <w:szCs w:val="44"/>
         </w:rPr>
       </w:pPr>
       <w:r>
@@ -2093,9 +2108,11 @@
           <w:rFonts w:ascii="Times New Roman" w:eastAsia="Times New Roman" w:hAnsi="Times New Roman" w:cs="Times New Roman"/>
           <w:b/>
           <w:bCs/>
-          <w:kern w:val="36"/>
-          <w:sz w:val="48"/>
-          <w:szCs w:val="48"/>
+          <w:i/>
+          <w:iCs/>
+          <w:color w:val="7030A0"/>
+          <w:sz w:val="44"/>
+          <w:szCs w:val="44"/>
         </w:rPr>
         <w:t>4. Analysis of the Results</w:t>
       </w:r>
@@ -2299,14 +2316,16 @@
     <w:p>
       <w:pPr>
         <w:spacing w:before="100" w:beforeAutospacing="1" w:after="100" w:afterAutospacing="1" w:line="240" w:lineRule="auto"/>
-        <w:outlineLvl w:val="1"/>
+        <w:outlineLvl w:val="0"/>
         <w:rPr>
           <w:rFonts w:ascii="Times New Roman" w:eastAsia="Times New Roman" w:hAnsi="Times New Roman" w:cs="Times New Roman"/>
           <w:b/>
           <w:bCs/>
-          <w:kern w:val="36"/>
-          <w:sz w:val="48"/>
-          <w:szCs w:val="48"/>
+          <w:i/>
+          <w:iCs/>
+          <w:color w:val="7030A0"/>
+          <w:sz w:val="44"/>
+          <w:szCs w:val="44"/>
         </w:rPr>
       </w:pPr>
       <w:r>
@@ -2314,9 +2333,11 @@
           <w:rFonts w:ascii="Times New Roman" w:eastAsia="Times New Roman" w:hAnsi="Times New Roman" w:cs="Times New Roman"/>
           <w:b/>
           <w:bCs/>
-          <w:kern w:val="36"/>
-          <w:sz w:val="48"/>
-          <w:szCs w:val="48"/>
+          <w:i/>
+          <w:iCs/>
+          <w:color w:val="7030A0"/>
+          <w:sz w:val="44"/>
+          <w:szCs w:val="44"/>
         </w:rPr>
         <w:t xml:space="preserve">5. </w:t>
       </w:r>
@@ -2325,9 +2346,11 @@
           <w:rFonts w:ascii="Times New Roman" w:eastAsia="Times New Roman" w:hAnsi="Times New Roman" w:cs="Times New Roman"/>
           <w:b/>
           <w:bCs/>
-          <w:kern w:val="36"/>
-          <w:sz w:val="48"/>
-          <w:szCs w:val="48"/>
+          <w:i/>
+          <w:iCs/>
+          <w:color w:val="7030A0"/>
+          <w:sz w:val="44"/>
+          <w:szCs w:val="44"/>
         </w:rPr>
         <w:t>Simple Result Breakdown</w:t>
       </w:r>
@@ -2717,9 +2740,11 @@
           <w:rFonts w:ascii="Times New Roman" w:eastAsia="Times New Roman" w:hAnsi="Times New Roman" w:cs="Times New Roman"/>
           <w:b/>
           <w:bCs/>
-          <w:kern w:val="36"/>
-          <w:sz w:val="48"/>
-          <w:szCs w:val="48"/>
+          <w:i/>
+          <w:iCs/>
+          <w:color w:val="7030A0"/>
+          <w:sz w:val="44"/>
+          <w:szCs w:val="44"/>
         </w:rPr>
       </w:pPr>
       <w:r>
@@ -2727,9 +2752,11 @@
           <w:rFonts w:ascii="Times New Roman" w:eastAsia="Times New Roman" w:hAnsi="Times New Roman" w:cs="Times New Roman"/>
           <w:b/>
           <w:bCs/>
-          <w:kern w:val="36"/>
-          <w:sz w:val="48"/>
-          <w:szCs w:val="48"/>
+          <w:i/>
+          <w:iCs/>
+          <w:color w:val="7030A0"/>
+          <w:sz w:val="44"/>
+          <w:szCs w:val="44"/>
         </w:rPr>
         <w:t>6</w:t>
       </w:r>
@@ -2738,9 +2765,11 @@
           <w:rFonts w:ascii="Times New Roman" w:eastAsia="Times New Roman" w:hAnsi="Times New Roman" w:cs="Times New Roman"/>
           <w:b/>
           <w:bCs/>
-          <w:kern w:val="36"/>
-          <w:sz w:val="48"/>
-          <w:szCs w:val="48"/>
+          <w:i/>
+          <w:iCs/>
+          <w:color w:val="7030A0"/>
+          <w:sz w:val="44"/>
+          <w:szCs w:val="44"/>
         </w:rPr>
         <w:t>. Error Analysis</w:t>
       </w:r>
@@ -4724,9 +4753,11 @@
           <w:rFonts w:ascii="Times New Roman" w:eastAsia="Times New Roman" w:hAnsi="Times New Roman" w:cs="Times New Roman"/>
           <w:b/>
           <w:bCs/>
-          <w:kern w:val="36"/>
-          <w:sz w:val="48"/>
-          <w:szCs w:val="48"/>
+          <w:i/>
+          <w:iCs/>
+          <w:color w:val="7030A0"/>
+          <w:sz w:val="44"/>
+          <w:szCs w:val="44"/>
         </w:rPr>
       </w:pPr>
       <w:r>
@@ -4734,9 +4765,11 @@
           <w:rFonts w:ascii="Times New Roman" w:eastAsia="Times New Roman" w:hAnsi="Times New Roman" w:cs="Times New Roman"/>
           <w:b/>
           <w:bCs/>
-          <w:kern w:val="36"/>
-          <w:sz w:val="48"/>
-          <w:szCs w:val="48"/>
+          <w:i/>
+          <w:iCs/>
+          <w:color w:val="7030A0"/>
+          <w:sz w:val="44"/>
+          <w:szCs w:val="44"/>
         </w:rPr>
         <w:t>7</w:t>
       </w:r>
@@ -4745,9 +4778,11 @@
           <w:rFonts w:ascii="Times New Roman" w:eastAsia="Times New Roman" w:hAnsi="Times New Roman" w:cs="Times New Roman"/>
           <w:b/>
           <w:bCs/>
-          <w:kern w:val="36"/>
-          <w:sz w:val="48"/>
-          <w:szCs w:val="48"/>
+          <w:i/>
+          <w:iCs/>
+          <w:color w:val="7030A0"/>
+          <w:sz w:val="44"/>
+          <w:szCs w:val="44"/>
         </w:rPr>
         <w:t>. Limitations</w:t>
       </w:r>
@@ -4920,9 +4955,11 @@
           <w:rFonts w:ascii="Times New Roman" w:eastAsia="Times New Roman" w:hAnsi="Times New Roman" w:cs="Times New Roman"/>
           <w:b/>
           <w:bCs/>
-          <w:kern w:val="36"/>
-          <w:sz w:val="48"/>
-          <w:szCs w:val="48"/>
+          <w:i/>
+          <w:iCs/>
+          <w:color w:val="7030A0"/>
+          <w:sz w:val="44"/>
+          <w:szCs w:val="44"/>
         </w:rPr>
       </w:pPr>
       <w:r>
@@ -4930,9 +4967,11 @@
           <w:rFonts w:ascii="Times New Roman" w:eastAsia="Times New Roman" w:hAnsi="Times New Roman" w:cs="Times New Roman"/>
           <w:b/>
           <w:bCs/>
-          <w:kern w:val="36"/>
-          <w:sz w:val="48"/>
-          <w:szCs w:val="48"/>
+          <w:i/>
+          <w:iCs/>
+          <w:color w:val="7030A0"/>
+          <w:sz w:val="44"/>
+          <w:szCs w:val="44"/>
         </w:rPr>
         <w:t>8</w:t>
       </w:r>
@@ -4941,9 +4980,11 @@
           <w:rFonts w:ascii="Times New Roman" w:eastAsia="Times New Roman" w:hAnsi="Times New Roman" w:cs="Times New Roman"/>
           <w:b/>
           <w:bCs/>
-          <w:kern w:val="36"/>
-          <w:sz w:val="48"/>
-          <w:szCs w:val="48"/>
+          <w:i/>
+          <w:iCs/>
+          <w:color w:val="7030A0"/>
+          <w:sz w:val="44"/>
+          <w:szCs w:val="44"/>
         </w:rPr>
         <w:t>. Future Work</w:t>
       </w:r>
@@ -5187,9 +5228,11 @@
           <w:rFonts w:ascii="Times New Roman" w:eastAsia="Times New Roman" w:hAnsi="Times New Roman" w:cs="Times New Roman"/>
           <w:b/>
           <w:bCs/>
-          <w:kern w:val="36"/>
-          <w:sz w:val="48"/>
-          <w:szCs w:val="48"/>
+          <w:i/>
+          <w:iCs/>
+          <w:color w:val="7030A0"/>
+          <w:sz w:val="44"/>
+          <w:szCs w:val="44"/>
         </w:rPr>
       </w:pPr>
       <w:r>
@@ -5197,9 +5240,11 @@
           <w:rFonts w:ascii="Times New Roman" w:eastAsia="Times New Roman" w:hAnsi="Times New Roman" w:cs="Times New Roman"/>
           <w:b/>
           <w:bCs/>
-          <w:kern w:val="36"/>
-          <w:sz w:val="48"/>
-          <w:szCs w:val="48"/>
+          <w:i/>
+          <w:iCs/>
+          <w:color w:val="7030A0"/>
+          <w:sz w:val="44"/>
+          <w:szCs w:val="44"/>
         </w:rPr>
         <w:t>9</w:t>
       </w:r>
@@ -5208,9 +5253,11 @@
           <w:rFonts w:ascii="Times New Roman" w:eastAsia="Times New Roman" w:hAnsi="Times New Roman" w:cs="Times New Roman"/>
           <w:b/>
           <w:bCs/>
-          <w:kern w:val="36"/>
-          <w:sz w:val="48"/>
-          <w:szCs w:val="48"/>
+          <w:i/>
+          <w:iCs/>
+          <w:color w:val="7030A0"/>
+          <w:sz w:val="44"/>
+          <w:szCs w:val="44"/>
         </w:rPr>
         <w:t>. Demo</w:t>
       </w:r>
@@ -5864,9 +5911,11 @@
           <w:rFonts w:ascii="Times New Roman" w:eastAsia="Times New Roman" w:hAnsi="Times New Roman" w:cs="Times New Roman"/>
           <w:b/>
           <w:bCs/>
-          <w:kern w:val="36"/>
-          <w:sz w:val="48"/>
-          <w:szCs w:val="48"/>
+          <w:i/>
+          <w:iCs/>
+          <w:color w:val="7030A0"/>
+          <w:sz w:val="44"/>
+          <w:szCs w:val="44"/>
         </w:rPr>
       </w:pPr>
       <w:r>
@@ -5874,9 +5923,11 @@
           <w:rFonts w:ascii="Times New Roman" w:eastAsia="Times New Roman" w:hAnsi="Times New Roman" w:cs="Times New Roman"/>
           <w:b/>
           <w:bCs/>
-          <w:kern w:val="36"/>
-          <w:sz w:val="48"/>
-          <w:szCs w:val="48"/>
+          <w:i/>
+          <w:iCs/>
+          <w:color w:val="7030A0"/>
+          <w:sz w:val="44"/>
+          <w:szCs w:val="44"/>
         </w:rPr>
         <w:t>10</w:t>
       </w:r>
@@ -5885,9 +5936,11 @@
           <w:rFonts w:ascii="Times New Roman" w:eastAsia="Times New Roman" w:hAnsi="Times New Roman" w:cs="Times New Roman"/>
           <w:b/>
           <w:bCs/>
-          <w:kern w:val="36"/>
-          <w:sz w:val="48"/>
-          <w:szCs w:val="48"/>
+          <w:i/>
+          <w:iCs/>
+          <w:color w:val="7030A0"/>
+          <w:sz w:val="44"/>
+          <w:szCs w:val="44"/>
         </w:rPr>
         <w:t>. Integration with a Learning Assistant</w:t>
       </w:r>
@@ -5959,17 +6012,7 @@
           <w:sz w:val="24"/>
           <w:szCs w:val="24"/>
         </w:rPr>
-        <w:t xml:space="preserve">strengths of the course, common student complaints, frequently praised aspects, areas requiring improvement. </w:t>
-      </w:r>
-      <w:bookmarkStart w:id="0" w:name="_GoBack"/>
-      <w:bookmarkEnd w:id="0"/>
-      <w:r>
-        <w:rPr>
-          <w:rFonts w:ascii="Times New Roman" w:eastAsia="Times New Roman" w:hAnsi="Times New Roman" w:cs="Times New Roman"/>
-          <w:sz w:val="24"/>
-          <w:szCs w:val="24"/>
-        </w:rPr>
-        <w:t>Such summaries can assist instructors in identifying recurring issues and improving future course offerings.</w:t>
+        <w:t>strengths of the course, common student complaints, frequently praised aspects, areas requiring improvement. Such summaries can assist instructors in identifying recurring issues and improving future course offerings.</w:t>
       </w:r>
     </w:p>
     <w:p>
@@ -5990,19 +6033,24 @@
           <w:rFonts w:ascii="Times New Roman" w:eastAsia="Times New Roman" w:hAnsi="Times New Roman" w:cs="Times New Roman"/>
           <w:b/>
           <w:bCs/>
-          <w:kern w:val="36"/>
-          <w:sz w:val="48"/>
-          <w:szCs w:val="48"/>
-        </w:rPr>
-      </w:pPr>
+          <w:i/>
+          <w:iCs/>
+          <w:color w:val="7030A0"/>
+          <w:sz w:val="44"/>
+          <w:szCs w:val="44"/>
+        </w:rPr>
+      </w:pPr>
+      <w:bookmarkStart w:id="0" w:name="_GoBack"/>
       <w:r>
         <w:rPr>
           <w:rFonts w:ascii="Times New Roman" w:eastAsia="Times New Roman" w:hAnsi="Times New Roman" w:cs="Times New Roman"/>
           <w:b/>
           <w:bCs/>
-          <w:kern w:val="36"/>
-          <w:sz w:val="48"/>
-          <w:szCs w:val="48"/>
+          <w:i/>
+          <w:iCs/>
+          <w:color w:val="7030A0"/>
+          <w:sz w:val="44"/>
+          <w:szCs w:val="44"/>
         </w:rPr>
         <w:t>1</w:t>
       </w:r>
@@ -6011,9 +6059,11 @@
           <w:rFonts w:ascii="Times New Roman" w:eastAsia="Times New Roman" w:hAnsi="Times New Roman" w:cs="Times New Roman"/>
           <w:b/>
           <w:bCs/>
-          <w:kern w:val="36"/>
-          <w:sz w:val="48"/>
-          <w:szCs w:val="48"/>
+          <w:i/>
+          <w:iCs/>
+          <w:color w:val="7030A0"/>
+          <w:sz w:val="44"/>
+          <w:szCs w:val="44"/>
         </w:rPr>
         <w:t>1</w:t>
       </w:r>
@@ -6022,13 +6072,16 @@
           <w:rFonts w:ascii="Times New Roman" w:eastAsia="Times New Roman" w:hAnsi="Times New Roman" w:cs="Times New Roman"/>
           <w:b/>
           <w:bCs/>
-          <w:kern w:val="36"/>
-          <w:sz w:val="48"/>
-          <w:szCs w:val="48"/>
+          <w:i/>
+          <w:iCs/>
+          <w:color w:val="7030A0"/>
+          <w:sz w:val="44"/>
+          <w:szCs w:val="44"/>
         </w:rPr>
         <w:t>. Conclusion</w:t>
       </w:r>
     </w:p>
+    <w:bookmarkEnd w:id="0"/>
     <w:p>
       <w:pPr>
         <w:spacing w:before="100" w:beforeAutospacing="1" w:after="100" w:afterAutospacing="1" w:line="240" w:lineRule="auto"/>
